--- a/assets/evaluations/maths/Maths_P5_eleve_verrouillee.docx
+++ b/assets/evaluations/maths/Maths_P5_eleve_verrouillee.docx
@@ -4,913 +4,14 @@
   <w:body>
     <w:p>
       <w:pPr>
-        <w:pStyle w:val="EvalTitle"/>
         <w:jc w:val="center"/>
-      </w:pPr>
-      <w:r>
-        <w:t>ÉVALUATION DE MATHÉMATIQUES — PÉRIODE 5</w:t>
-      </w:r>
-    </w:p>
-    <w:p>
-      <w:pPr>
-        <w:pStyle w:val="EvalSub"/>
-        <w:jc w:val="center"/>
-      </w:pPr>
-      <w:r>
-        <w:t>CE2 • 20 compétences • 1 tâche = 1 compétence • sans note ni point</w:t>
-      </w:r>
-    </w:p>
-    <w:tbl>
-      <w:tblPr>
-        <w:tblW w:type="auto" w:w="0"/>
-        <w:jc w:val="center"/>
-        <w:tblLayout w:type="fixed"/>
-        <w:tblLook w:firstColumn="1" w:firstRow="1" w:lastColumn="0" w:lastRow="0" w:noHBand="0" w:noVBand="1" w:val="04A0"/>
-      </w:tblPr>
-      <w:tblGrid>
-        <w:gridCol w:w="5825"/>
-        <w:gridCol w:w="5825"/>
-      </w:tblGrid>
-      <w:tr>
-        <w:tc>
-          <w:tcPr>
-            <w:tcW w:type="dxa" w:w="5102"/>
-            <w:tcMar>
-              <w:top w:w="40" w:type="dxa"/>
-              <w:start w:w="60" w:type="dxa"/>
-              <w:bottom w:w="40" w:type="dxa"/>
-              <w:end w:w="60" w:type="dxa"/>
-            </w:tcMar>
-          </w:tcPr>
-          <w:p>
-            <w:r>
-              <w:t>Prénom : __________________________________</w:t>
-            </w:r>
-          </w:p>
-        </w:tc>
-        <w:tc>
-          <w:tcPr>
-            <w:tcW w:type="dxa" w:w="4535"/>
-            <w:tcMar>
-              <w:top w:w="40" w:type="dxa"/>
-              <w:start w:w="60" w:type="dxa"/>
-              <w:bottom w:w="40" w:type="dxa"/>
-              <w:end w:w="60" w:type="dxa"/>
-            </w:tcMar>
-          </w:tcPr>
-          <w:p>
-            <w:r>
-              <w:t>Date : __________________________________</w:t>
-            </w:r>
-          </w:p>
-        </w:tc>
-      </w:tr>
-    </w:tbl>
-    <w:p>
-      <w:pPr>
-        <w:spacing w:after="60"/>
       </w:pPr>
       <w:r>
         <w:rPr>
           <w:b/>
+          <w:sz w:val="32"/>
         </w:rPr>
-        <w:t>Consigne générale : fais de ton mieux. Tu peux écrire tes calculs, faire un schéma et utiliser les instruments demandés.</w:t>
-      </w:r>
-    </w:p>
-    <w:p>
-      <w:pPr>
-        <w:pStyle w:val="TaskTitle"/>
-      </w:pPr>
-      <w:r>
-        <w:t>1. Mobiliser toutes les représentations des nombres</w:t>
-      </w:r>
-    </w:p>
-    <w:p>
-      <w:pPr>
-        <w:spacing w:after="20" w:line="228" w:lineRule="auto"/>
-      </w:pPr>
-      <w:r>
-        <w:t>Écris 7 406 en lettres, décompose 9 572, puis place approximativement 6 500 sur une droite graduée de 6 000 à 7 000.</w:t>
-      </w:r>
-    </w:p>
-    <w:p>
-      <w:pPr>
-        <w:spacing w:after="0" w:before="0"/>
-      </w:pPr>
-      <w:r>
-        <w:rPr>
-          <w:sz w:val="16"/>
-        </w:rPr>
-        <w:t>________________________________________________________________________________________________</w:t>
-      </w:r>
-    </w:p>
-    <w:p>
-      <w:pPr>
-        <w:spacing w:after="0" w:before="0"/>
-      </w:pPr>
-      <w:r>
-        <w:rPr>
-          <w:sz w:val="16"/>
-        </w:rPr>
-        <w:t>________________________________________________________________________________________________</w:t>
-      </w:r>
-    </w:p>
-    <w:p>
-      <w:pPr>
-        <w:pStyle w:val="TaskTitle"/>
-      </w:pPr>
-      <w:r>
-        <w:t>2. Comparer, encadrer et ordonner avec autonomie</w:t>
-      </w:r>
-    </w:p>
-    <w:p>
-      <w:pPr>
-        <w:spacing w:after="20" w:line="228" w:lineRule="auto"/>
-      </w:pPr>
-      <w:r>
-        <w:t>Range du plus petit au plus grand : 8 705 ; 8 750 ; 9 090 ; 7 999. Puis encadre 8 750 entre deux centaines consécutives.</w:t>
-      </w:r>
-    </w:p>
-    <w:p>
-      <w:pPr>
-        <w:spacing w:after="0" w:before="0"/>
-      </w:pPr>
-      <w:r>
-        <w:rPr>
-          <w:sz w:val="16"/>
-        </w:rPr>
-        <w:t>________________________________________________________________________________________________</w:t>
-      </w:r>
-    </w:p>
-    <w:p>
-      <w:pPr>
-        <w:spacing w:after="0" w:before="0"/>
-      </w:pPr>
-      <w:r>
-        <w:rPr>
-          <w:sz w:val="16"/>
-        </w:rPr>
-        <w:t>________________________________________________________________________________________________</w:t>
-      </w:r>
-    </w:p>
-    <w:p>
-      <w:pPr>
-        <w:pStyle w:val="TaskTitle"/>
-      </w:pPr>
-      <w:r>
-        <w:t>3. Calculer une fraction simple d’un nombre entier</w:t>
-      </w:r>
-    </w:p>
-    <w:p>
-      <w:pPr>
-        <w:spacing w:after="20" w:line="228" w:lineRule="auto"/>
-      </w:pPr>
-      <w:r>
-        <w:t>Calcule : la moitié de 18 = ____ ; le tiers de 24 = ____ ; les 3/4 de 20 = ____.</w:t>
-      </w:r>
-    </w:p>
-    <w:p>
-      <w:pPr>
-        <w:spacing w:after="0" w:before="0"/>
-      </w:pPr>
-      <w:r>
-        <w:rPr>
-          <w:sz w:val="16"/>
-        </w:rPr>
-        <w:t>________________________________________________________________________________________________</w:t>
-      </w:r>
-    </w:p>
-    <w:p>
-      <w:pPr>
-        <w:pStyle w:val="TaskTitle"/>
-      </w:pPr>
-      <w:r>
-        <w:t>4. Mobiliser les fractions jusqu’au dénominateur 12</w:t>
-      </w:r>
-    </w:p>
-    <w:p>
-      <w:pPr>
-        <w:spacing w:after="20" w:line="228" w:lineRule="auto"/>
-      </w:pPr>
-      <w:r>
-        <w:t>Place 1/4, 1/2 et 3/4 sur une bande unité. Puis complète avec &lt;, &gt; ou = : 5/8 ___ 3/8 ; 6/6 ___ 1.</w:t>
-      </w:r>
-    </w:p>
-    <w:p>
-      <w:pPr>
-        <w:spacing w:after="0" w:before="0"/>
-      </w:pPr>
-      <w:r>
-        <w:rPr>
-          <w:sz w:val="16"/>
-        </w:rPr>
-        <w:t>________________________________________________________________________________________________</w:t>
-      </w:r>
-    </w:p>
-    <w:p>
-      <w:pPr>
-        <w:pStyle w:val="TaskTitle"/>
-      </w:pPr>
-      <w:r>
-        <w:t>5. Automatiser les faits numériques étudiés</w:t>
-      </w:r>
-    </w:p>
-    <w:p>
-      <w:pPr>
-        <w:spacing w:after="20" w:line="228" w:lineRule="auto"/>
-      </w:pPr>
-      <w:r>
-        <w:t>Réponds rapidement : 7 × 8 = ____ ; 9 × 6 = ____ ; 45 + 55 = ____ ; 70 - 28 = ____ ; ____ × 6 = 42 ; 63 ÷ 7 = ____.</w:t>
-      </w:r>
-    </w:p>
-    <w:p>
-      <w:pPr>
-        <w:spacing w:after="0" w:before="0"/>
-      </w:pPr>
-      <w:r>
-        <w:rPr>
-          <w:sz w:val="16"/>
-        </w:rPr>
-        <w:t>________________________________________________________________________________________________</w:t>
-      </w:r>
-    </w:p>
-    <w:p>
-      <w:pPr>
-        <w:pStyle w:val="TaskTitle"/>
-      </w:pPr>
-      <w:r>
-        <w:t>6. Combiner plusieurs procédures de calcul mental</w:t>
-      </w:r>
-    </w:p>
-    <w:p>
-      <w:pPr>
-        <w:spacing w:after="20" w:line="228" w:lineRule="auto"/>
-      </w:pPr>
-      <w:r>
-        <w:t>Calcule mentalement : 198 + 37 = ____ ; 402 - 198 = ____ ; 25 × 8 = ____. Pour un calcul, explique brièvement ta stratégie.</w:t>
-      </w:r>
-    </w:p>
-    <w:p>
-      <w:pPr>
-        <w:spacing w:after="0" w:before="0"/>
-      </w:pPr>
-      <w:r>
-        <w:rPr>
-          <w:sz w:val="16"/>
-        </w:rPr>
-        <w:t>________________________________________________________________________________________________</w:t>
-      </w:r>
-    </w:p>
-    <w:p>
-      <w:pPr>
-        <w:spacing w:after="0" w:before="0"/>
-      </w:pPr>
-      <w:r>
-        <w:rPr>
-          <w:sz w:val="16"/>
-        </w:rPr>
-        <w:t>________________________________________________________________________________________________</w:t>
-      </w:r>
-    </w:p>
-    <w:p>
-      <w:pPr>
-        <w:pStyle w:val="TaskTitle"/>
-      </w:pPr>
-      <w:r>
-        <w:t>7. Choisir l’opération adaptée</w:t>
-      </w:r>
-    </w:p>
-    <w:p>
-      <w:pPr>
-        <w:spacing w:after="20" w:line="228" w:lineRule="auto"/>
-      </w:pPr>
-      <w:r>
-        <w:t>Pour chaque situation, écris seulement l’opération adaptée : a) 8 boîtes de 12 crayons ; b) 96 crayons partagés entre 8 boîtes ; c) 245 livres auxquels on en ajoute 78 ; d) 430 cartes dont on retire 125.</w:t>
-      </w:r>
-    </w:p>
-    <w:p>
-      <w:pPr>
-        <w:spacing w:after="0" w:before="0"/>
-      </w:pPr>
-      <w:r>
-        <w:rPr>
-          <w:sz w:val="16"/>
-        </w:rPr>
-        <w:t>________________________________________________________________________________________________</w:t>
-      </w:r>
-    </w:p>
-    <w:p>
-      <w:pPr>
-        <w:spacing w:after="0" w:before="0"/>
-      </w:pPr>
-      <w:r>
-        <w:rPr>
-          <w:sz w:val="16"/>
-        </w:rPr>
-        <w:t>________________________________________________________________________________________________</w:t>
-      </w:r>
-    </w:p>
-    <w:p>
-      <w:r>
-        <w:br w:type="page"/>
-      </w:r>
-    </w:p>
-    <w:p>
-      <w:pPr>
-        <w:pStyle w:val="TaskTitle"/>
-      </w:pPr>
-      <w:r>
-        <w:t>8. Estimer et vérifier un résultat</w:t>
-      </w:r>
-    </w:p>
-    <w:p>
-      <w:pPr>
-        <w:spacing w:after="20" w:line="228" w:lineRule="auto"/>
-      </w:pPr>
-      <w:r>
-        <w:t>Sans poser les calculs, entoure le résultat plausible : 398 + 205 → 303 / 603 / 6 030 ; 49 × 6 → 294 / 2 940 / 55. Puis vérifie l’un des deux calculs.</w:t>
-      </w:r>
-    </w:p>
-    <w:p>
-      <w:pPr>
-        <w:spacing w:after="0" w:before="0"/>
-      </w:pPr>
-      <w:r>
-        <w:rPr>
-          <w:sz w:val="16"/>
-        </w:rPr>
-        <w:t>________________________________________________________________________________________________</w:t>
-      </w:r>
-    </w:p>
-    <w:p>
-      <w:pPr>
-        <w:pStyle w:val="TaskTitle"/>
-      </w:pPr>
-      <w:r>
-        <w:t>9. Choisir une représentation adaptée</w:t>
-      </w:r>
-    </w:p>
-    <w:p>
-      <w:pPr>
-        <w:spacing w:after="20" w:line="228" w:lineRule="auto"/>
-      </w:pPr>
-      <w:r>
-        <w:t>Une classe prépare 6 tables de 4 élèves. 5 élèves sont absents. Choisis et réalise une représentation utile (schéma, tableau ou calcul organisé), puis réponds : combien d’élèves sont présents ?</w:t>
-      </w:r>
-    </w:p>
-    <w:p>
-      <w:pPr>
-        <w:spacing w:after="0" w:before="0"/>
-      </w:pPr>
-      <w:r>
-        <w:rPr>
-          <w:sz w:val="16"/>
-        </w:rPr>
-        <w:t>________________________________________________________________________________________________</w:t>
-      </w:r>
-    </w:p>
-    <w:p>
-      <w:pPr>
-        <w:spacing w:after="0" w:before="0"/>
-      </w:pPr>
-      <w:r>
-        <w:rPr>
-          <w:sz w:val="16"/>
-        </w:rPr>
-        <w:t>________________________________________________________________________________________________</w:t>
-      </w:r>
-    </w:p>
-    <w:p>
-      <w:pPr>
-        <w:spacing w:after="0" w:before="0"/>
-      </w:pPr>
-      <w:r>
-        <w:rPr>
-          <w:sz w:val="16"/>
-        </w:rPr>
-        <w:t>________________________________________________________________________________________________</w:t>
-      </w:r>
-    </w:p>
-    <w:p>
-      <w:pPr>
-        <w:pStyle w:val="TaskTitle"/>
-      </w:pPr>
-      <w:r>
-        <w:t>10. Résoudre un problème complexe ou atypique</w:t>
-      </w:r>
-    </w:p>
-    <w:p>
-      <w:pPr>
-        <w:spacing w:after="20" w:line="228" w:lineRule="auto"/>
-      </w:pPr>
-      <w:r>
-        <w:t>On dispose de 36 cubes. On veut construire des tours toutes identiques, avec au moins 3 cubes par tour et au moins 3 tours. Trouve plusieurs possibilités et explique comment tu sais que tu n’en as pas oublié.</w:t>
-      </w:r>
-    </w:p>
-    <w:p>
-      <w:pPr>
-        <w:spacing w:after="0" w:before="0"/>
-      </w:pPr>
-      <w:r>
-        <w:rPr>
-          <w:sz w:val="16"/>
-        </w:rPr>
-        <w:t>________________________________________________________________________________________________</w:t>
-      </w:r>
-    </w:p>
-    <w:p>
-      <w:pPr>
-        <w:spacing w:after="0" w:before="0"/>
-      </w:pPr>
-      <w:r>
-        <w:rPr>
-          <w:sz w:val="16"/>
-        </w:rPr>
-        <w:t>________________________________________________________________________________________________</w:t>
-      </w:r>
-    </w:p>
-    <w:p>
-      <w:pPr>
-        <w:spacing w:after="0" w:before="0"/>
-      </w:pPr>
-      <w:r>
-        <w:rPr>
-          <w:sz w:val="16"/>
-        </w:rPr>
-        <w:t>________________________________________________________________________________________________</w:t>
-      </w:r>
-    </w:p>
-    <w:p>
-      <w:pPr>
-        <w:pStyle w:val="TaskTitle"/>
-      </w:pPr>
-      <w:r>
-        <w:t>11. Rédiger une solution complète</w:t>
-      </w:r>
-    </w:p>
-    <w:p>
-      <w:pPr>
-        <w:spacing w:after="20" w:line="228" w:lineRule="auto"/>
-      </w:pPr>
-      <w:r>
-        <w:t>Une école achète 7 paquets de 24 cahiers et en distribue 95. Combien reste-t-il de cahiers ? Présente une solution complète : raisonnement, calculs, résultats intermédiaires et phrase-réponse.</w:t>
-      </w:r>
-    </w:p>
-    <w:p>
-      <w:pPr>
-        <w:spacing w:after="0" w:before="0"/>
-      </w:pPr>
-      <w:r>
-        <w:rPr>
-          <w:sz w:val="16"/>
-        </w:rPr>
-        <w:t>________________________________________________________________________________________________</w:t>
-      </w:r>
-    </w:p>
-    <w:p>
-      <w:pPr>
-        <w:spacing w:after="0" w:before="0"/>
-      </w:pPr>
-      <w:r>
-        <w:rPr>
-          <w:sz w:val="16"/>
-        </w:rPr>
-        <w:t>________________________________________________________________________________________________</w:t>
-      </w:r>
-    </w:p>
-    <w:p>
-      <w:pPr>
-        <w:spacing w:after="0" w:before="0"/>
-      </w:pPr>
-      <w:r>
-        <w:rPr>
-          <w:sz w:val="16"/>
-        </w:rPr>
-        <w:t>________________________________________________________________________________________________</w:t>
-      </w:r>
-    </w:p>
-    <w:p>
-      <w:pPr>
-        <w:pStyle w:val="TaskTitle"/>
-      </w:pPr>
-      <w:r>
-        <w:t>12. Convertir des mesures usuelles</w:t>
-      </w:r>
-    </w:p>
-    <w:p>
-      <w:pPr>
-        <w:spacing w:after="20" w:line="228" w:lineRule="auto"/>
-      </w:pPr>
-      <w:r>
-        <w:t>Complète : 3 m = ____ cm ; 2 kg = ____ g ; 1 L = ____ cL ; 250 cm = ____ m ____ cm ; 1 500 g = ____ kg ____ g.</w:t>
-      </w:r>
-    </w:p>
-    <w:p>
-      <w:pPr>
-        <w:spacing w:after="0" w:before="0"/>
-      </w:pPr>
-      <w:r>
-        <w:rPr>
-          <w:sz w:val="16"/>
-        </w:rPr>
-        <w:t>________________________________________________________________________________________________</w:t>
-      </w:r>
-    </w:p>
-    <w:p>
-      <w:pPr>
-        <w:pStyle w:val="TaskTitle"/>
-      </w:pPr>
-      <w:r>
-        <w:t>13. Résoudre un problème de mesures à plusieurs étapes</w:t>
-      </w:r>
-    </w:p>
-    <w:p>
-      <w:pPr>
-        <w:spacing w:after="20" w:line="228" w:lineRule="auto"/>
-      </w:pPr>
-      <w:r>
-        <w:t>Une gourde contient 1 L. On boit 25 cL le matin puis 30 cL l’après-midi. Quelle quantité reste-t-il ? Donne la réponse en cL.</w:t>
-      </w:r>
-    </w:p>
-    <w:p>
-      <w:pPr>
-        <w:spacing w:after="0" w:before="0"/>
-      </w:pPr>
-      <w:r>
-        <w:rPr>
-          <w:sz w:val="16"/>
-        </w:rPr>
-        <w:t>________________________________________________________________________________________________</w:t>
-      </w:r>
-    </w:p>
-    <w:p>
-      <w:pPr>
-        <w:spacing w:after="0" w:before="0"/>
-      </w:pPr>
-      <w:r>
-        <w:rPr>
-          <w:sz w:val="16"/>
-        </w:rPr>
-        <w:t>________________________________________________________________________________________________</w:t>
-      </w:r>
-    </w:p>
-    <w:p>
-      <w:pPr>
-        <w:spacing w:after="0" w:before="0"/>
-      </w:pPr>
-      <w:r>
-        <w:rPr>
-          <w:sz w:val="16"/>
-        </w:rPr>
-        <w:t>________________________________________________________________________________________________</w:t>
-      </w:r>
-    </w:p>
-    <w:p>
-      <w:pPr>
-        <w:pStyle w:val="TaskTitle"/>
-      </w:pPr>
-      <w:r>
-        <w:t>14. Comparer et calculer des durées</w:t>
-      </w:r>
-    </w:p>
-    <w:p>
-      <w:pPr>
-        <w:spacing w:after="20" w:line="228" w:lineRule="auto"/>
-      </w:pPr>
-      <w:r>
-        <w:t>Un atelier commence à 9 h 35 et finit à 10 h 50. Un second dure 1 h 05. Lequel est le plus long et de combien de minutes ?</w:t>
-      </w:r>
-    </w:p>
-    <w:p>
-      <w:pPr>
-        <w:spacing w:after="0" w:before="0"/>
-      </w:pPr>
-      <w:r>
-        <w:rPr>
-          <w:sz w:val="16"/>
-        </w:rPr>
-        <w:t>________________________________________________________________________________________________</w:t>
-      </w:r>
-    </w:p>
-    <w:p>
-      <w:r>
-        <w:br w:type="page"/>
-      </w:r>
-    </w:p>
-    <w:p>
-      <w:pPr>
-        <w:pStyle w:val="TaskTitle"/>
-      </w:pPr>
-      <w:r>
-        <w:t>15. Mobiliser les propriétés des figures usuelles</w:t>
-      </w:r>
-    </w:p>
-    <w:p>
-      <w:pPr>
-        <w:spacing w:after="20" w:line="228" w:lineRule="auto"/>
-      </w:pPr>
-      <w:r>
-        <w:t>Parmi les descriptions suivantes, indique celle d’un rectangle et justifie : A) 4 côtés égaux ; B) 4 angles droits et côtés opposés de même longueur ; C) 3 côtés.</w:t>
-      </w:r>
-    </w:p>
-    <w:p>
-      <w:pPr>
-        <w:spacing w:after="0" w:before="0"/>
-      </w:pPr>
-      <w:r>
-        <w:rPr>
-          <w:sz w:val="16"/>
-        </w:rPr>
-        <w:t>________________________________________________________________________________________________</w:t>
-      </w:r>
-    </w:p>
-    <w:p>
-      <w:pPr>
-        <w:spacing w:after="0" w:before="0"/>
-      </w:pPr>
-      <w:r>
-        <w:rPr>
-          <w:sz w:val="16"/>
-        </w:rPr>
-        <w:t>________________________________________________________________________________________________</w:t>
-      </w:r>
-    </w:p>
-    <w:p>
-      <w:pPr>
-        <w:pStyle w:val="TaskTitle"/>
-      </w:pPr>
-      <w:r>
-        <w:t>16. Réaliser une construction complexe</w:t>
-      </w:r>
-    </w:p>
-    <w:p>
-      <w:pPr>
-        <w:spacing w:after="20" w:line="228" w:lineRule="auto"/>
-      </w:pPr>
-      <w:r>
-        <w:t>Construis un rectangle ABCD de 6 cm sur 4 cm. Trace ses diagonales, note O leur point d’intersection, puis trace le cercle de centre O passant par A.</w:t>
-      </w:r>
-    </w:p>
-    <w:p>
-      <w:pPr>
-        <w:spacing w:after="0" w:before="0"/>
-      </w:pPr>
-      <w:r>
-        <w:rPr>
-          <w:sz w:val="16"/>
-        </w:rPr>
-        <w:t>________________________________________________________________________________________________</w:t>
-      </w:r>
-    </w:p>
-    <w:p>
-      <w:pPr>
-        <w:spacing w:after="0" w:before="0"/>
-      </w:pPr>
-      <w:r>
-        <w:rPr>
-          <w:sz w:val="16"/>
-        </w:rPr>
-        <w:t>________________________________________________________________________________________________</w:t>
-      </w:r>
-    </w:p>
-    <w:p>
-      <w:pPr>
-        <w:spacing w:after="0" w:before="0"/>
-      </w:pPr>
-      <w:r>
-        <w:rPr>
-          <w:sz w:val="16"/>
-        </w:rPr>
-        <w:t>________________________________________________________________________________________________</w:t>
-      </w:r>
-    </w:p>
-    <w:p>
-      <w:pPr>
-        <w:spacing w:after="0" w:before="0"/>
-      </w:pPr>
-      <w:r>
-        <w:rPr>
-          <w:sz w:val="16"/>
-        </w:rPr>
-        <w:t>________________________________________________________________________________________________</w:t>
-      </w:r>
-    </w:p>
-    <w:p>
-      <w:pPr>
-        <w:pStyle w:val="TaskTitle"/>
-      </w:pPr>
-      <w:r>
-        <w:t>17. Utiliser la symétrie dans une frise ou un pavage</w:t>
-      </w:r>
-    </w:p>
-    <w:p>
-      <w:pPr>
-        <w:spacing w:after="20" w:line="228" w:lineRule="auto"/>
-      </w:pPr>
-      <w:r>
-        <w:t>Complète la frise donnée par symétrie par rapport à l’axe vertical, puis poursuis le motif une fois.</w:t>
-      </w:r>
-    </w:p>
-    <w:p>
-      <w:pPr>
-        <w:spacing w:after="0" w:before="0"/>
-      </w:pPr>
-      <w:r>
-        <w:rPr>
-          <w:sz w:val="16"/>
-        </w:rPr>
-        <w:t>________________________________________________________________________________________________</w:t>
-      </w:r>
-    </w:p>
-    <w:p>
-      <w:pPr>
-        <w:spacing w:after="0" w:before="0"/>
-      </w:pPr>
-      <w:r>
-        <w:rPr>
-          <w:sz w:val="16"/>
-        </w:rPr>
-        <w:t>________________________________________________________________________________________________</w:t>
-      </w:r>
-    </w:p>
-    <w:p>
-      <w:pPr>
-        <w:spacing w:after="0" w:before="0"/>
-      </w:pPr>
-      <w:r>
-        <w:rPr>
-          <w:sz w:val="16"/>
-        </w:rPr>
-        <w:t>________________________________________________________________________________________________</w:t>
-      </w:r>
-    </w:p>
-    <w:p>
-      <w:pPr>
-        <w:spacing w:after="0" w:before="0"/>
-      </w:pPr>
-      <w:r>
-        <w:rPr>
-          <w:sz w:val="16"/>
-        </w:rPr>
-        <w:t>________________________________________________________________________________________________</w:t>
-      </w:r>
-    </w:p>
-    <w:p>
-      <w:pPr>
-        <w:pStyle w:val="TaskTitle"/>
-      </w:pPr>
-      <w:r>
-        <w:t>18. Reconnaître un patron de cube ou de pavé</w:t>
-      </w:r>
-    </w:p>
-    <w:p>
-      <w:pPr>
-        <w:spacing w:after="20" w:line="228" w:lineRule="auto"/>
-      </w:pPr>
-      <w:r>
-        <w:t>Parmi trois assemblages de 6 carrés proposés par l’enseignant, entoure ceux qui peuvent former un cube et explique brièvement ton choix.</w:t>
-      </w:r>
-    </w:p>
-    <w:p>
-      <w:pPr>
-        <w:spacing w:after="0" w:before="0"/>
-      </w:pPr>
-      <w:r>
-        <w:rPr>
-          <w:sz w:val="16"/>
-        </w:rPr>
-        <w:t>________________________________________________________________________________________________</w:t>
-      </w:r>
-    </w:p>
-    <w:p>
-      <w:pPr>
-        <w:spacing w:after="0" w:before="0"/>
-      </w:pPr>
-      <w:r>
-        <w:rPr>
-          <w:sz w:val="16"/>
-        </w:rPr>
-        <w:t>________________________________________________________________________________________________</w:t>
-      </w:r>
-    </w:p>
-    <w:p>
-      <w:pPr>
-        <w:spacing w:after="0" w:before="0"/>
-      </w:pPr>
-      <w:r>
-        <w:rPr>
-          <w:sz w:val="16"/>
-        </w:rPr>
-        <w:t>________________________________________________________________________________________________</w:t>
-      </w:r>
-    </w:p>
-    <w:p>
-      <w:pPr>
-        <w:spacing w:after="0" w:before="0"/>
-      </w:pPr>
-      <w:r>
-        <w:rPr>
-          <w:sz w:val="16"/>
-        </w:rPr>
-        <w:t>________________________________________________________________________________________________</w:t>
-      </w:r>
-    </w:p>
-    <w:p>
-      <w:pPr>
-        <w:pStyle w:val="TaskTitle"/>
-      </w:pPr>
-      <w:r>
-        <w:t>19. Mener une enquête et organiser les données</w:t>
-      </w:r>
-    </w:p>
-    <w:p>
-      <w:pPr>
-        <w:spacing w:after="20" w:line="228" w:lineRule="auto"/>
-      </w:pPr>
-      <w:r>
-        <w:t>À partir des 12 réponses suivantes sur le fruit préféré — pomme, banane, pomme, poire, banane, pomme, poire, pomme, banane, pomme, poire, banane — construis un tableau d’effectifs et vérifie le total.</w:t>
-      </w:r>
-    </w:p>
-    <w:p>
-      <w:pPr>
-        <w:spacing w:after="0" w:before="0"/>
-      </w:pPr>
-      <w:r>
-        <w:rPr>
-          <w:sz w:val="16"/>
-        </w:rPr>
-        <w:t>________________________________________________________________________________________________</w:t>
-      </w:r>
-    </w:p>
-    <w:p>
-      <w:pPr>
-        <w:spacing w:after="0" w:before="0"/>
-      </w:pPr>
-      <w:r>
-        <w:rPr>
-          <w:sz w:val="16"/>
-        </w:rPr>
-        <w:t>________________________________________________________________________________________________</w:t>
-      </w:r>
-    </w:p>
-    <w:p>
-      <w:pPr>
-        <w:pStyle w:val="TaskTitle"/>
-      </w:pPr>
-      <w:r>
-        <w:t>20. Communiquer des données avec un graphique</w:t>
-      </w:r>
-    </w:p>
-    <w:p>
-      <w:pPr>
-        <w:spacing w:after="20" w:line="228" w:lineRule="auto"/>
-      </w:pPr>
-      <w:r>
-        <w:t>À partir de ton tableau de la question précédente, construis un diagramme en barres avec un titre, des catégories et une échelle claire. Écris une phrase de conclusion.</w:t>
-      </w:r>
-    </w:p>
-    <w:p>
-      <w:pPr>
-        <w:spacing w:after="0" w:before="0"/>
-      </w:pPr>
-      <w:r>
-        <w:rPr>
-          <w:sz w:val="16"/>
-        </w:rPr>
-        <w:t>________________________________________________________________________________________________</w:t>
-      </w:r>
-    </w:p>
-    <w:p>
-      <w:pPr>
-        <w:spacing w:after="0" w:before="0"/>
-      </w:pPr>
-      <w:r>
-        <w:rPr>
-          <w:sz w:val="16"/>
-        </w:rPr>
-        <w:t>________________________________________________________________________________________________</w:t>
-      </w:r>
-    </w:p>
-    <w:p>
-      <w:pPr>
-        <w:spacing w:after="0" w:before="0"/>
-      </w:pPr>
-      <w:r>
-        <w:rPr>
-          <w:sz w:val="16"/>
-        </w:rPr>
-        <w:t>________________________________________________________________________________________________</w:t>
-      </w:r>
-    </w:p>
-    <w:p>
-      <w:pPr>
-        <w:spacing w:after="0" w:before="0"/>
-      </w:pPr>
-      <w:r>
-        <w:rPr>
-          <w:sz w:val="16"/>
-        </w:rPr>
-        <w:t>________________________________________________________________________________________________</w:t>
+        <w:t>Évaluation de mathématiques — Période 5</w:t>
       </w:r>
     </w:p>
     <w:p>
@@ -919,14 +20,198 @@
       </w:pPr>
       <w:r>
         <w:rPr>
-          <w:b/>
+          <w:i/>
+          <w:sz w:val="20"/>
         </w:rPr>
-        <w:t>Tu as terminé. Relis tes réponses et vérifie que tu n’as oublié aucune question.</w:t>
+        <w:t>2 nouvelles compétences essentielles + 2 rebrassages déjà connus</w:t>
+      </w:r>
+    </w:p>
+    <w:tbl>
+      <w:tblPr>
+        <w:tblStyle w:val="TableGrid"/>
+        <w:tblW w:type="auto" w:w="0"/>
+        <w:jc w:val="center"/>
+        <w:tblLook w:firstColumn="1" w:firstRow="1" w:lastColumn="0" w:lastRow="0" w:noHBand="0" w:noVBand="1" w:val="04A0"/>
+      </w:tblPr>
+      <w:tblGrid>
+        <w:gridCol w:w="5326"/>
+        <w:gridCol w:w="5326"/>
+      </w:tblGrid>
+      <w:tr>
+        <w:tc>
+          <w:tcPr>
+            <w:tcW w:type="dxa" w:w="5326"/>
+          </w:tcPr>
+          <w:p>
+            <w:r>
+              <w:t>Prénom : ______________________________</w:t>
+            </w:r>
+          </w:p>
+        </w:tc>
+        <w:tc>
+          <w:tcPr>
+            <w:tcW w:type="dxa" w:w="5326"/>
+          </w:tcPr>
+          <w:p>
+            <w:r>
+              <w:t>Date : __________________</w:t>
+            </w:r>
+          </w:p>
+        </w:tc>
+      </w:tr>
+    </w:tbl>
+    <w:tbl>
+      <w:tblPr>
+        <w:tblStyle w:val="TableGrid"/>
+        <w:tblW w:type="auto" w:w="0"/>
+        <w:jc w:val="center"/>
+        <w:tblLook w:firstColumn="1" w:firstRow="1" w:lastColumn="0" w:lastRow="0" w:noHBand="0" w:noVBand="1" w:val="04A0"/>
+      </w:tblPr>
+      <w:tblGrid>
+        <w:gridCol w:w="10652"/>
+      </w:tblGrid>
+      <w:tr>
+        <w:tc>
+          <w:tcPr>
+            <w:tcW w:type="dxa" w:w="10652"/>
+            <w:shd w:fill="EDE7F6"/>
+          </w:tcPr>
+          <w:p>
+            <w:r>
+              <w:rPr>
+                <w:b/>
+              </w:rPr>
+              <w:t>🆕 1. Mobiliser différentes représentations des nombres</w:t>
+            </w:r>
+          </w:p>
+        </w:tc>
+      </w:tr>
+    </w:tbl>
+    <w:p>
+      <w:r>
+        <w:t>Pour le nombre 7 406 :</w:t>
+      </w:r>
+    </w:p>
+    <w:p>
+      <w:r>
+        <w:t>• écris-le en lettres : __________________________________________________________</w:t>
+      </w:r>
+    </w:p>
+    <w:p>
+      <w:r>
+        <w:t>• décompose-le : _______________________________________________________________</w:t>
+      </w:r>
+    </w:p>
+    <w:p>
+      <w:r>
+        <w:t>• place approximativement 7 406 sur une ligne graduée de 7 000 à 8 000.</w:t>
+      </w:r>
+    </w:p>
+    <w:p>
+      <w:r>
+        <w:t>7 000  |______________________________|  8 000</w:t>
+      </w:r>
+    </w:p>
+    <w:tbl>
+      <w:tblPr>
+        <w:tblStyle w:val="TableGrid"/>
+        <w:tblW w:type="auto" w:w="0"/>
+        <w:jc w:val="center"/>
+        <w:tblLook w:firstColumn="1" w:firstRow="1" w:lastColumn="0" w:lastRow="0" w:noHBand="0" w:noVBand="1" w:val="04A0"/>
+      </w:tblPr>
+      <w:tblGrid>
+        <w:gridCol w:w="10652"/>
+      </w:tblGrid>
+      <w:tr>
+        <w:tc>
+          <w:tcPr>
+            <w:tcW w:type="dxa" w:w="10652"/>
+            <w:shd w:fill="EDE7F6"/>
+          </w:tcPr>
+          <w:p>
+            <w:r>
+              <w:rPr>
+                <w:b/>
+              </w:rPr>
+              <w:t>🆕 2. Résoudre un problème complexe ou atypique</w:t>
+            </w:r>
+          </w:p>
+        </w:tc>
+      </w:tr>
+    </w:tbl>
+    <w:p>
+      <w:r>
+        <w:t>On dispose de 36 cubes. On veut construire des tours toutes identiques, avec au moins 3 cubes par tour et au moins 3 tours. Trouve plusieurs possibilités et explique ta démarche.</w:t>
+      </w:r>
+    </w:p>
+    <w:p>
+      <w:r>
+        <w:t>________________________________________________________________________________</w:t>
+      </w:r>
+    </w:p>
+    <w:p>
+      <w:r>
+        <w:t>________________________________________________________________________________</w:t>
+      </w:r>
+    </w:p>
+    <w:p>
+      <w:r>
+        <w:t>________________________________________________________________________________</w:t>
+      </w:r>
+    </w:p>
+    <w:p>
+      <w:r>
+        <w:t>________________________________________________________________________________</w:t>
+      </w:r>
+    </w:p>
+    <w:tbl>
+      <w:tblPr>
+        <w:tblStyle w:val="TableGrid"/>
+        <w:tblW w:type="auto" w:w="0"/>
+        <w:jc w:val="center"/>
+        <w:tblLook w:firstColumn="1" w:firstRow="1" w:lastColumn="0" w:lastRow="0" w:noHBand="0" w:noVBand="1" w:val="04A0"/>
+      </w:tblPr>
+      <w:tblGrid>
+        <w:gridCol w:w="10652"/>
+      </w:tblGrid>
+      <w:tr>
+        <w:tc>
+          <w:tcPr>
+            <w:tcW w:type="dxa" w:w="10652"/>
+            <w:shd w:fill="F3F0FA"/>
+          </w:tcPr>
+          <w:p>
+            <w:r>
+              <w:rPr>
+                <w:b/>
+              </w:rPr>
+              <w:t>🔁 Rebrassage : division et multiplication posée — déjà vues</w:t>
+            </w:r>
+          </w:p>
+        </w:tc>
+      </w:tr>
+    </w:tbl>
+    <w:p>
+      <w:r>
+        <w:t>• 24 objets sont partagés également entre 6 enfants. Combien chacun en reçoit-il ? __________</w:t>
+      </w:r>
+    </w:p>
+    <w:p>
+      <w:r>
+        <w:t>• Pose et calcule : 236 × 4 = __________</w:t>
+      </w:r>
+    </w:p>
+    <w:p>
+      <w:r>
+        <w:rPr>
+          <w:i/>
+        </w:rPr>
+        <w:t>Ces deux dernières questions vérifient des acquis anciens : elles ne correspondent pas à de nouvelles notions.</w:t>
       </w:r>
     </w:p>
     <w:sectPr>
       <w:pgSz w:w="12240" w:h="15840"/>
-      <w:pgMar w:top="266" w:right="295" w:bottom="266" w:left="295" w:header="720" w:footer="720" w:gutter="0"/>
+      <w:pgMar w:top="680" w:right="794" w:bottom="680" w:left="794" w:header="720" w:footer="720" w:gutter="0"/>
       <w:cols w:space="720"/>
       <w:docGrid w:linePitch="360"/>
     </w:sectPr>
@@ -1298,8 +583,8 @@
     <w:qFormat/>
     <w:rsid w:val="00FC693F"/>
     <w:rPr>
-      <w:rFonts w:ascii="Arial" w:hAnsi="Arial"/>
-      <w:sz w:val="19"/>
+      <w:rFonts w:ascii="Aptos" w:hAnsi="Aptos"/>
+      <w:sz w:val="21"/>
     </w:rPr>
   </w:style>
   <w:style w:type="paragraph" w:styleId="Header">
@@ -12983,39 +12268,6 @@
         <w:shd w:val="clear" w:color="auto" w:fill="FBCAA2" w:themeFill="accent6" w:themeFillTint="7F"/>
       </w:tcPr>
     </w:tblStylePr>
-  </w:style>
-  <w:style w:type="paragraph" w:customStyle="1" w:styleId="EvalTitle">
-    <w:name w:val="EvalTitle"/>
-    <w:pPr>
-      <w:spacing w:before="40" w:after="40"/>
-    </w:pPr>
-    <w:rPr>
-      <w:rFonts w:ascii="Arial" w:hAnsi="Arial"/>
-      <w:b/>
-      <w:sz w:val="30"/>
-    </w:rPr>
-  </w:style>
-  <w:style w:type="paragraph" w:customStyle="1" w:styleId="EvalSub">
-    <w:name w:val="EvalSub"/>
-    <w:pPr>
-      <w:spacing w:before="40" w:after="40"/>
-    </w:pPr>
-    <w:rPr>
-      <w:rFonts w:ascii="Arial" w:hAnsi="Arial"/>
-      <w:b w:val="0"/>
-      <w:sz w:val="19"/>
-    </w:rPr>
-  </w:style>
-  <w:style w:type="paragraph" w:customStyle="1" w:styleId="TaskTitle">
-    <w:name w:val="TaskTitle"/>
-    <w:pPr>
-      <w:spacing w:before="20" w:after="20"/>
-    </w:pPr>
-    <w:rPr>
-      <w:rFonts w:ascii="Arial" w:hAnsi="Arial"/>
-      <w:b/>
-      <w:sz w:val="21"/>
-    </w:rPr>
   </w:style>
 </w:styles>
 </file>
